--- a/docs/Guia_Rapida_EcoSensor.docx
+++ b/docs/Guia_Rapida_EcoSensor.docx
@@ -1,118 +1,278 @@
 
 <file path=word/document.xml><?xml version="1.0" encoding="utf-8"?>
-<w:document xmlns:w="http://schemas.openxmlformats.org/wordprocessingml/2006/main" xmlns:r="http://schemas.openxmlformats.org/officeDocument/2006/relationships">
+<w:document xmlns:wpc="http://schemas.microsoft.com/office/word/2010/wordprocessingCanvas" xmlns:cx="http://schemas.microsoft.com/office/drawing/2014/chartex" xmlns:cx1="http://schemas.microsoft.com/office/drawing/2015/9/8/chartex" xmlns:cx2="http://schemas.microsoft.com/office/drawing/2015/10/21/chartex" xmlns:cx3="http://schemas.microsoft.com/office/drawing/2016/5/9/chartex" xmlns:cx4="http://schemas.microsoft.com/office/drawing/2016/5/10/chartex" xmlns:cx5="http://schemas.microsoft.com/office/drawing/2016/5/11/chartex" xmlns:cx6="http://schemas.microsoft.com/office/drawing/2016/5/12/chartex" xmlns:cx7="http://schemas.microsoft.com/office/drawing/2016/5/13/chartex" xmlns:cx8="http://schemas.microsoft.com/office/drawing/2016/5/14/chartex" xmlns:mc="http://schemas.openxmlformats.org/markup-compatibility/2006" xmlns:aink="http://schemas.microsoft.com/office/drawing/2016/ink" xmlns:am3d="http://schemas.microsoft.com/office/drawing/2017/model3d" xmlns:o="urn:schemas-microsoft-com:office:office" xmlns:oel="http://schemas.microsoft.com/office/2019/extlst" xmlns:r="http://schemas.openxmlformats.org/officeDocument/2006/relationships" xmlns:m="http://schemas.openxmlformats.org/officeDocument/2006/math" xmlns:v="urn:schemas-microsoft-com:vml" xmlns:wp14="http://schemas.microsoft.com/office/word/2010/wordprocessingDrawing" xmlns:wp="http://schemas.openxmlformats.org/drawingml/2006/wordprocessingDrawing" xmlns:w10="urn:schemas-microsoft-com:office:word" xmlns:w="http://schemas.openxmlformats.org/wordprocessingml/2006/main" xmlns:w14="http://schemas.microsoft.com/office/word/2010/wordml" xmlns:w15="http://schemas.microsoft.com/office/word/2012/wordml" xmlns:w16cex="http://schemas.microsoft.com/office/word/2018/wordml/cex" xmlns:w16cid="http://schemas.microsoft.com/office/word/2016/wordml/cid" xmlns:w16="http://schemas.microsoft.com/office/word/2018/wordml" xmlns:w16du="http://schemas.microsoft.com/office/word/2023/wordml/word16du" xmlns:w16sdtdh="http://schemas.microsoft.com/office/word/2020/wordml/sdtdatahash" xmlns:w16sdtfl="http://schemas.microsoft.com/office/word/2024/wordml/sdtformatlock" xmlns:w16se="http://schemas.microsoft.com/office/word/2015/wordml/symex" xmlns:wpg="http://schemas.microsoft.com/office/word/2010/wordprocessingGroup" xmlns:wpi="http://schemas.microsoft.com/office/word/2010/wordprocessingInk" xmlns:wne="http://schemas.microsoft.com/office/word/2006/wordml" xmlns:wps="http://schemas.microsoft.com/office/word/2010/wordprocessingShape" mc:Ignorable="w14 w15 w16se w16cid w16 w16cex w16sdtdh w16sdtfl w16du wp14">
   <w:body>
     <w:p>
       <w:pPr>
-        <w:spacing w:before="0" w:after="10"/>
+        <w:spacing w:after="10"/>
+        <w:rPr>
+          <w:sz w:val="32"/>
+          <w:szCs w:val="32"/>
+        </w:rPr>
       </w:pPr>
       <w:r>
         <w:rPr>
           <w:rFonts w:ascii="Times New Roman" w:hAnsi="Times New Roman"/>
+          <w:b/>
+          <w:noProof/>
+          <w:sz w:val="21"/>
+        </w:rPr>
+        <w:drawing>
+          <wp:anchor distT="0" distB="0" distL="114300" distR="114300" simplePos="0" relativeHeight="251657216" behindDoc="1" locked="0" layoutInCell="1" allowOverlap="1" wp14:anchorId="7B5F3DAC" wp14:editId="21EFE2B4">
+            <wp:simplePos x="0" y="0"/>
+            <wp:positionH relativeFrom="column">
+              <wp:posOffset>5094402</wp:posOffset>
+            </wp:positionH>
+            <wp:positionV relativeFrom="paragraph">
+              <wp:posOffset>629513</wp:posOffset>
+            </wp:positionV>
+            <wp:extent cx="1133475" cy="1133475"/>
+            <wp:effectExtent l="0" t="0" r="0" b="0"/>
+            <wp:wrapNone/>
+            <wp:docPr id="1672334951" name="Imagen 2"/>
+            <wp:cNvGraphicFramePr>
+              <a:graphicFrameLocks xmlns:a="http://schemas.openxmlformats.org/drawingml/2006/main" noChangeAspect="1"/>
+            </wp:cNvGraphicFramePr>
+            <a:graphic xmlns:a="http://schemas.openxmlformats.org/drawingml/2006/main">
+              <a:graphicData uri="http://schemas.openxmlformats.org/drawingml/2006/picture">
+                <pic:pic xmlns:pic="http://schemas.openxmlformats.org/drawingml/2006/picture">
+                  <pic:nvPicPr>
+                    <pic:cNvPr id="0" name="Picture 2"/>
+                    <pic:cNvPicPr>
+                      <a:picLocks noChangeAspect="1" noChangeArrowheads="1"/>
+                    </pic:cNvPicPr>
+                  </pic:nvPicPr>
+                  <pic:blipFill>
+                    <a:blip r:embed="rId4" cstate="print">
+                      <a:extLst>
+                        <a:ext uri="{28A0092B-C50C-407E-A947-70E740481C1C}">
+                          <a14:useLocalDpi xmlns:a14="http://schemas.microsoft.com/office/drawing/2010/main" val="0"/>
+                        </a:ext>
+                      </a:extLst>
+                    </a:blip>
+                    <a:srcRect/>
+                    <a:stretch>
+                      <a:fillRect/>
+                    </a:stretch>
+                  </pic:blipFill>
+                  <pic:spPr bwMode="auto">
+                    <a:xfrm>
+                      <a:off x="0" y="0"/>
+                      <a:ext cx="1133475" cy="1133475"/>
+                    </a:xfrm>
+                    <a:prstGeom prst="rect">
+                      <a:avLst/>
+                    </a:prstGeom>
+                    <a:noFill/>
+                    <a:ln>
+                      <a:noFill/>
+                    </a:ln>
+                  </pic:spPr>
+                </pic:pic>
+              </a:graphicData>
+            </a:graphic>
+          </wp:anchor>
+        </w:drawing>
+      </w:r>
+      <w:r>
+        <w:rPr>
+          <w:rFonts w:ascii="Times New Roman" w:hAnsi="Times New Roman"/>
+          <w:b/>
+          <w:noProof/>
+          <w:color w:val="4A4D2F"/>
           <w:sz w:val="38"/>
+        </w:rPr>
+        <w:drawing>
+          <wp:inline distT="0" distB="0" distL="0" distR="0" wp14:anchorId="15C0568E" wp14:editId="3E677492">
+            <wp:extent cx="676275" cy="629283"/>
+            <wp:effectExtent l="0" t="0" r="0" b="0"/>
+            <wp:docPr id="888641634" name="Imagen 1"/>
+            <wp:cNvGraphicFramePr>
+              <a:graphicFrameLocks xmlns:a="http://schemas.openxmlformats.org/drawingml/2006/main" noChangeAspect="1"/>
+            </wp:cNvGraphicFramePr>
+            <a:graphic xmlns:a="http://schemas.openxmlformats.org/drawingml/2006/main">
+              <a:graphicData uri="http://schemas.openxmlformats.org/drawingml/2006/picture">
+                <pic:pic xmlns:pic="http://schemas.openxmlformats.org/drawingml/2006/picture">
+                  <pic:nvPicPr>
+                    <pic:cNvPr id="0" name="Picture 1"/>
+                    <pic:cNvPicPr>
+                      <a:picLocks noChangeAspect="1" noChangeArrowheads="1"/>
+                    </pic:cNvPicPr>
+                  </pic:nvPicPr>
+                  <pic:blipFill>
+                    <a:blip r:embed="rId5" cstate="print">
+                      <a:extLst>
+                        <a:ext uri="{28A0092B-C50C-407E-A947-70E740481C1C}">
+                          <a14:useLocalDpi xmlns:a14="http://schemas.microsoft.com/office/drawing/2010/main" val="0"/>
+                        </a:ext>
+                      </a:extLst>
+                    </a:blip>
+                    <a:srcRect/>
+                    <a:stretch>
+                      <a:fillRect/>
+                    </a:stretch>
+                  </pic:blipFill>
+                  <pic:spPr bwMode="auto">
+                    <a:xfrm>
+                      <a:off x="0" y="0"/>
+                      <a:ext cx="685835" cy="638179"/>
+                    </a:xfrm>
+                    <a:prstGeom prst="rect">
+                      <a:avLst/>
+                    </a:prstGeom>
+                    <a:noFill/>
+                    <a:ln>
+                      <a:noFill/>
+                    </a:ln>
+                  </pic:spPr>
+                </pic:pic>
+              </a:graphicData>
+            </a:graphic>
+          </wp:inline>
+        </w:drawing>
+      </w:r>
+      <w:r>
+        <w:rPr>
+          <w:rFonts w:ascii="Times New Roman" w:hAnsi="Times New Roman"/>
           <w:b/>
           <w:color w:val="4A4D2F"/>
-        </w:rPr>
-        <w:t xml:space="preserve">EcoSensor®</w:t>
+          <w:sz w:val="44"/>
+          <w:szCs w:val="32"/>
+        </w:rPr>
+        <w:t>EcoSensor®</w:t>
       </w:r>
     </w:p>
     <w:p>
       <w:pPr>
-        <w:spacing w:before="0" w:after="80"/>
+        <w:spacing w:after="80"/>
       </w:pPr>
       <w:r>
         <w:rPr>
           <w:rFonts w:ascii="Times New Roman" w:hAnsi="Times New Roman"/>
           <w:sz w:val="19"/>
         </w:rPr>
-        <w:t xml:space="preserve">Guía rápida de conexión y uso del servidor</w:t>
+        <w:t>Guía rápida de conexión y uso del servidor</w:t>
       </w:r>
     </w:p>
     <w:p>
       <w:pPr>
-        <w:spacing w:before="0" w:after="20"/>
+        <w:spacing w:after="20"/>
       </w:pPr>
       <w:r>
         <w:rPr>
           <w:rFonts w:ascii="Times New Roman" w:hAnsi="Times New Roman"/>
+          <w:b/>
           <w:sz w:val="22"/>
-          <w:b/>
-        </w:rPr>
-        <w:t xml:space="preserve">Contenido y descarga</w:t>
+        </w:rPr>
+        <w:t>Contenido y descarga</w:t>
       </w:r>
     </w:p>
     <w:p>
       <w:pPr>
-        <w:spacing w:before="0" w:after="35"/>
+        <w:spacing w:after="35"/>
       </w:pPr>
       <w:r>
         <w:rPr>
           <w:rFonts w:ascii="Times New Roman" w:hAnsi="Times New Roman"/>
           <w:sz w:val="18"/>
         </w:rPr>
-        <w:t xml:space="preserve">Esta guía resume los pasos básicos para conectar la EcoSensor y ejecutar el servidor local.</w:t>
+        <w:t>Esta guía resume los pasos básicos para conectar la EcoSensor y ejecutar el servidor local.</w:t>
       </w:r>
     </w:p>
     <w:p>
       <w:pPr>
-        <w:spacing w:before="0" w:after="20"/>
+        <w:spacing w:after="20"/>
       </w:pPr>
       <w:r>
         <w:rPr>
           <w:rFonts w:ascii="Times New Roman" w:hAnsi="Times New Roman"/>
           <w:sz w:val="17"/>
         </w:rPr>
-        <w:t xml:space="preserve">• EcoSensor configurada para mediciones ambientales.</w:t>
+        <w:t>• EcoSensor configurada para mediciones ambientales.</w:t>
       </w:r>
     </w:p>
     <w:p>
       <w:pPr>
-        <w:spacing w:before="0" w:after="20"/>
+        <w:spacing w:after="20"/>
       </w:pPr>
       <w:r>
         <w:rPr>
           <w:rFonts w:ascii="Times New Roman" w:hAnsi="Times New Roman"/>
           <w:sz w:val="17"/>
         </w:rPr>
-        <w:t xml:space="preserve">• Servidor EcoSensor Portable para Windows.</w:t>
-      </w:r>
-    </w:p>
-    <w:p>
-      <w:pPr>
-        <w:spacing w:before="0" w:after="20"/>
-      </w:pPr>
-      <w:r>
-        <w:rPr>
-          <w:rFonts w:ascii="Times New Roman" w:hAnsi="Times New Roman"/>
-          <w:sz w:val="17"/>
-        </w:rPr>
-        <w:t xml:space="preserve">• Red WiFi local para comunicación entre la EcoSensor y la computadora.</w:t>
+        <w:t>• Servidor EcoSensor Portable para Windows.</w:t>
       </w:r>
     </w:p>
     <w:p>
       <w:pPr>
         <w:spacing w:before="20" w:after="80"/>
-        <w:jc w:val="center"/>
       </w:pPr>
       <w:r>
         <w:rPr>
           <w:rFonts w:ascii="Times New Roman" w:hAnsi="Times New Roman"/>
+          <w:b/>
           <w:sz w:val="21"/>
+        </w:rPr>
+        <w:t xml:space="preserve">Descarga </w:t>
+      </w:r>
+      <w:r>
+        <w:rPr>
+          <w:rFonts w:ascii="Times New Roman" w:hAnsi="Times New Roman"/>
           <w:b/>
-        </w:rPr>
-        <w:t xml:space="preserve">Descarga del servidor y más información: www.ecosensor.com.mx</w:t>
+          <w:sz w:val="21"/>
+        </w:rPr>
+        <w:t>la aplicación de EcoSensor</w:t>
+      </w:r>
+      <w:r>
+        <w:rPr>
+          <w:rFonts w:ascii="Times New Roman" w:hAnsi="Times New Roman"/>
+          <w:b/>
+          <w:sz w:val="21"/>
+        </w:rPr>
+        <w:t xml:space="preserve">: </w:t>
+      </w:r>
+      <w:hyperlink r:id="rId6" w:history="1">
+        <w:r>
+          <w:rPr>
+            <w:rStyle w:val="Hipervnculo"/>
+            <w:rFonts w:ascii="Times New Roman" w:hAnsi="Times New Roman"/>
+            <w:b/>
+            <w:sz w:val="21"/>
+          </w:rPr>
+          <w:t>www.ecosensor.com.mx</w:t>
+        </w:r>
+      </w:hyperlink>
+      <w:r>
+        <w:rPr>
+          <w:rFonts w:ascii="Times New Roman" w:hAnsi="Times New Roman"/>
+          <w:b/>
+          <w:sz w:val="21"/>
+        </w:rPr>
+        <w:t xml:space="preserve"> </w:t>
       </w:r>
     </w:p>
     <w:tbl>
       <w:tblPr>
         <w:tblW w:w="0" w:type="auto"/>
+        <w:tblInd w:w="90" w:type="dxa"/>
         <w:tblLayout w:type="fixed"/>
+        <w:tblCellMar>
+          <w:left w:w="10" w:type="dxa"/>
+          <w:right w:w="10" w:type="dxa"/>
+        </w:tblCellMar>
+        <w:tblLook w:val="04A0" w:firstRow="1" w:lastRow="0" w:firstColumn="1" w:lastColumn="0" w:noHBand="0" w:noVBand="1"/>
       </w:tblPr>
       <w:tblGrid>
         <w:gridCol w:w="4700"/>
         <w:gridCol w:w="4700"/>
       </w:tblGrid>
       <w:tr>
+        <w:tblPrEx>
+          <w:tblCellMar>
+            <w:top w:w="0" w:type="dxa"/>
+            <w:bottom w:w="0" w:type="dxa"/>
+          </w:tblCellMar>
+        </w:tblPrEx>
         <w:tc>
           <w:tcPr>
             <w:tcW w:w="4700" w:type="dxa"/>
@@ -125,75 +285,194 @@
           </w:tcPr>
           <w:p>
             <w:pPr>
-              <w:spacing w:before="0" w:after="20"/>
+              <w:spacing w:after="20"/>
             </w:pPr>
             <w:r>
               <w:rPr>
                 <w:rFonts w:ascii="Times New Roman" w:hAnsi="Times New Roman"/>
+                <w:b/>
                 <w:sz w:val="22"/>
-                <w:b/>
-              </w:rPr>
-              <w:t xml:space="preserve">Cómo conectar la EcoSensor</w:t>
+              </w:rPr>
+              <w:t>Cómo conectar la EcoSensor</w:t>
             </w:r>
           </w:p>
           <w:p>
             <w:pPr>
-              <w:spacing w:before="0" w:after="22"/>
+              <w:spacing w:after="22"/>
             </w:pPr>
             <w:r>
               <w:rPr>
                 <w:rFonts w:ascii="Times New Roman" w:hAnsi="Times New Roman"/>
                 <w:sz w:val="17"/>
               </w:rPr>
-              <w:t xml:space="preserve">1. Conecta la EcoSensor a la alimentación y espera a que inicie.</w:t>
+              <w:t>1. Conecta la EcoSensor a la alimentación y espera a que inicie.</w:t>
             </w:r>
           </w:p>
           <w:p>
             <w:pPr>
-              <w:spacing w:before="0" w:after="22"/>
+              <w:spacing w:after="22"/>
             </w:pPr>
             <w:r>
               <w:rPr>
                 <w:rFonts w:ascii="Times New Roman" w:hAnsi="Times New Roman"/>
                 <w:sz w:val="17"/>
               </w:rPr>
-              <w:t xml:space="preserve">2. Conecta la EcoSensor a la misma red WiFi donde estará la computadora del servidor.</w:t>
+              <w:t xml:space="preserve">2. </w:t>
+            </w:r>
+            <w:r>
+              <w:rPr>
+                <w:rFonts w:ascii="Times New Roman" w:hAnsi="Times New Roman"/>
+                <w:sz w:val="17"/>
+              </w:rPr>
+              <w:t xml:space="preserve">Desde </w:t>
+            </w:r>
+            <w:r>
+              <w:rPr>
+                <w:rFonts w:ascii="Times New Roman" w:hAnsi="Times New Roman"/>
+                <w:sz w:val="17"/>
+              </w:rPr>
+              <w:t>tu computadora</w:t>
+            </w:r>
+            <w:r>
+              <w:rPr>
+                <w:rFonts w:ascii="Times New Roman" w:hAnsi="Times New Roman"/>
+                <w:sz w:val="17"/>
+              </w:rPr>
+              <w:t xml:space="preserve"> o dispositivo móvil busca las redes </w:t>
+            </w:r>
+            <w:r>
+              <w:rPr>
+                <w:rFonts w:ascii="Times New Roman" w:hAnsi="Times New Roman"/>
+                <w:sz w:val="17"/>
+              </w:rPr>
+              <w:t xml:space="preserve">Wifi </w:t>
+            </w:r>
+            <w:r>
+              <w:rPr>
+                <w:rFonts w:ascii="Times New Roman" w:hAnsi="Times New Roman"/>
+                <w:sz w:val="17"/>
+              </w:rPr>
+              <w:t>disponibles, busca la red “EcoSensorXX” las XX se sustituyen por el numero correspondiente de cada EcoSensor.</w:t>
             </w:r>
           </w:p>
           <w:p>
             <w:pPr>
-              <w:spacing w:before="0" w:after="22"/>
+              <w:spacing w:after="22"/>
             </w:pPr>
             <w:r>
               <w:rPr>
                 <w:rFonts w:ascii="Times New Roman" w:hAnsi="Times New Roman"/>
                 <w:sz w:val="17"/>
               </w:rPr>
-              <w:t xml:space="preserve">3. Ejecuta el servidor EcoSensor en la computadora.</w:t>
+              <w:t xml:space="preserve">3. </w:t>
+            </w:r>
+            <w:r>
+              <w:rPr>
+                <w:rFonts w:ascii="Times New Roman" w:hAnsi="Times New Roman"/>
+                <w:sz w:val="17"/>
+              </w:rPr>
+              <w:t>Conéctate a la red con la siguiente contraseña: LCT3180940</w:t>
             </w:r>
           </w:p>
           <w:p>
             <w:pPr>
-              <w:spacing w:before="0" w:after="22"/>
+              <w:spacing w:after="22"/>
             </w:pPr>
             <w:r>
               <w:rPr>
                 <w:rFonts w:ascii="Times New Roman" w:hAnsi="Times New Roman"/>
                 <w:sz w:val="17"/>
               </w:rPr>
-              <w:t xml:space="preserve">4. Abre la aplicación web del servidor y verifica que la EcoSensor aparezca detectada.</w:t>
+              <w:t xml:space="preserve">4. </w:t>
+            </w:r>
+            <w:r>
+              <w:rPr>
+                <w:rFonts w:ascii="Times New Roman" w:hAnsi="Times New Roman"/>
+                <w:sz w:val="17"/>
+              </w:rPr>
+              <w:t>En un navegador del dispositivo conectado a la EcoSensor ingresa a esta ruta: “</w:t>
+            </w:r>
+            <w:hyperlink r:id="rId7" w:history="1">
+              <w:r>
+                <w:rPr>
+                  <w:rStyle w:val="Hipervnculo"/>
+                  <w:rFonts w:ascii="Times New Roman" w:hAnsi="Times New Roman"/>
+                  <w:sz w:val="17"/>
+                </w:rPr>
+                <w:t>http://ecosensor</w:t>
+              </w:r>
+              <w:r>
+                <w:rPr>
+                  <w:rStyle w:val="Hipervnculo"/>
+                  <w:rFonts w:ascii="Times New Roman" w:hAnsi="Times New Roman"/>
+                  <w:sz w:val="17"/>
+                </w:rPr>
+                <w:t>XX</w:t>
+              </w:r>
+              <w:r>
+                <w:rPr>
+                  <w:rStyle w:val="Hipervnculo"/>
+                  <w:rFonts w:ascii="Times New Roman" w:hAnsi="Times New Roman"/>
+                  <w:sz w:val="17"/>
+                </w:rPr>
+                <w:t>.local/</w:t>
+              </w:r>
+            </w:hyperlink>
+            <w:r>
+              <w:rPr>
+                <w:rFonts w:ascii="Times New Roman" w:hAnsi="Times New Roman"/>
+                <w:sz w:val="17"/>
+              </w:rPr>
+              <w:t xml:space="preserve"> “ de igual manera las XX se cambian por el numero de EcoSensor correspondiente</w:t>
             </w:r>
           </w:p>
           <w:p>
             <w:pPr>
-              <w:spacing w:before="0" w:after="22"/>
+              <w:spacing w:after="22"/>
+              <w:rPr>
+                <w:rFonts w:ascii="Times New Roman" w:hAnsi="Times New Roman"/>
+                <w:sz w:val="17"/>
+              </w:rPr>
             </w:pPr>
             <w:r>
               <w:rPr>
                 <w:rFonts w:ascii="Times New Roman" w:hAnsi="Times New Roman"/>
                 <w:sz w:val="17"/>
               </w:rPr>
-              <w:t xml:space="preserve">5. Si no aparece, revisa que ambos equipos estén en la misma red y que el firewall permita el puerto TCP 8765.</w:t>
+              <w:t xml:space="preserve">5. </w:t>
+            </w:r>
+            <w:r>
+              <w:rPr>
+                <w:rFonts w:ascii="Times New Roman" w:hAnsi="Times New Roman"/>
+                <w:sz w:val="17"/>
+              </w:rPr>
+              <w:t>Cuando la página busca la red Wifi a la cual vas a conectar la EcoSensor, debe ser la misma red donde esta conectado la computadora que va ejecutar la aplicación del EcoSensor</w:t>
+            </w:r>
+          </w:p>
+          <w:p>
+            <w:pPr>
+              <w:spacing w:after="22"/>
+            </w:pPr>
+            <w:r>
+              <w:rPr>
+                <w:rFonts w:ascii="Times New Roman" w:hAnsi="Times New Roman"/>
+                <w:sz w:val="17"/>
+              </w:rPr>
+              <w:t xml:space="preserve">6. La EcoSensor se va a Reiniciar y se conectara directamente a la red </w:t>
+            </w:r>
+            <w:r>
+              <w:rPr>
+                <w:rFonts w:ascii="Times New Roman" w:hAnsi="Times New Roman"/>
+                <w:sz w:val="17"/>
+              </w:rPr>
+              <w:t>Wifi</w:t>
+            </w:r>
+            <w:r>
+              <w:rPr>
+                <w:rFonts w:ascii="Times New Roman" w:hAnsi="Times New Roman"/>
+                <w:sz w:val="17"/>
+              </w:rPr>
+              <w:t xml:space="preserve"> que se configuro </w:t>
             </w:r>
           </w:p>
         </w:tc>
@@ -212,75 +491,134 @@
           </w:tcPr>
           <w:p>
             <w:pPr>
-              <w:spacing w:before="0" w:after="20"/>
+              <w:spacing w:after="20"/>
             </w:pPr>
             <w:r>
               <w:rPr>
                 <w:rFonts w:ascii="Times New Roman" w:hAnsi="Times New Roman"/>
+                <w:b/>
                 <w:sz w:val="22"/>
-                <w:b/>
-              </w:rPr>
-              <w:t xml:space="preserve">Cómo ejecutar el servidor</w:t>
+              </w:rPr>
+              <w:t>Cómo ejecutar el servidor</w:t>
             </w:r>
           </w:p>
           <w:p>
             <w:pPr>
-              <w:spacing w:before="0" w:after="22"/>
+              <w:spacing w:after="22"/>
             </w:pPr>
             <w:r>
               <w:rPr>
                 <w:rFonts w:ascii="Times New Roman" w:hAnsi="Times New Roman"/>
                 <w:sz w:val="17"/>
               </w:rPr>
-              <w:t xml:space="preserve">1. Descarga EcoSensor Servidor Portable desde www.ecosensor.com.mx.</w:t>
+              <w:t>1. Descarga</w:t>
+            </w:r>
+            <w:r>
+              <w:rPr>
+                <w:rFonts w:ascii="Times New Roman" w:hAnsi="Times New Roman"/>
+                <w:sz w:val="17"/>
+              </w:rPr>
+              <w:t xml:space="preserve"> la aplicación</w:t>
+            </w:r>
+            <w:r>
+              <w:rPr>
+                <w:rFonts w:ascii="Times New Roman" w:hAnsi="Times New Roman"/>
+                <w:sz w:val="17"/>
+              </w:rPr>
+              <w:t xml:space="preserve"> EcoSensor Servidor desde </w:t>
+            </w:r>
+            <w:hyperlink r:id="rId8" w:history="1">
+              <w:r>
+                <w:rPr>
+                  <w:rStyle w:val="Hipervnculo"/>
+                  <w:rFonts w:ascii="Times New Roman" w:hAnsi="Times New Roman"/>
+                  <w:sz w:val="17"/>
+                </w:rPr>
+                <w:t>www.ecosensor.com.mx</w:t>
+              </w:r>
+            </w:hyperlink>
+            <w:r>
+              <w:rPr>
+                <w:rFonts w:ascii="Times New Roman" w:hAnsi="Times New Roman"/>
+                <w:sz w:val="17"/>
+              </w:rPr>
+              <w:t>.</w:t>
+            </w:r>
+            <w:r>
+              <w:rPr>
+                <w:rFonts w:ascii="Times New Roman" w:hAnsi="Times New Roman"/>
+                <w:sz w:val="17"/>
+              </w:rPr>
+              <w:t xml:space="preserve"> </w:t>
             </w:r>
           </w:p>
           <w:p>
             <w:pPr>
-              <w:spacing w:before="0" w:after="22"/>
+              <w:spacing w:after="22"/>
             </w:pPr>
             <w:r>
               <w:rPr>
                 <w:rFonts w:ascii="Times New Roman" w:hAnsi="Times New Roman"/>
                 <w:sz w:val="17"/>
               </w:rPr>
-              <w:t xml:space="preserve">2. Descomprime la carpeta completa; no borres ni muevas python ni app.</w:t>
+              <w:t>2. Descomprime la carpeta completa; no borres ni muevas</w:t>
+            </w:r>
+            <w:r>
+              <w:rPr>
+                <w:rFonts w:ascii="Times New Roman" w:hAnsi="Times New Roman"/>
+                <w:sz w:val="17"/>
+              </w:rPr>
+              <w:t xml:space="preserve"> ninguna carpeta</w:t>
+            </w:r>
+            <w:r>
+              <w:rPr>
+                <w:rFonts w:ascii="Times New Roman" w:hAnsi="Times New Roman"/>
+                <w:sz w:val="17"/>
+              </w:rPr>
+              <w:t>.</w:t>
             </w:r>
           </w:p>
           <w:p>
             <w:pPr>
-              <w:spacing w:before="0" w:after="22"/>
+              <w:spacing w:after="22"/>
             </w:pPr>
             <w:r>
               <w:rPr>
                 <w:rFonts w:ascii="Times New Roman" w:hAnsi="Times New Roman"/>
                 <w:sz w:val="17"/>
               </w:rPr>
-              <w:t xml:space="preserve">3. Primera vez: clic derecho en run.bat &gt; Ejecutar como administrador.</w:t>
+              <w:t>3. Primera vez: clic derecho en run.bat &gt; Ejecutar como administrador.</w:t>
             </w:r>
           </w:p>
           <w:p>
             <w:pPr>
-              <w:spacing w:before="0" w:after="22"/>
+              <w:spacing w:after="22"/>
             </w:pPr>
             <w:r>
               <w:rPr>
                 <w:rFonts w:ascii="Times New Roman" w:hAnsi="Times New Roman"/>
                 <w:sz w:val="17"/>
               </w:rPr>
-              <w:t xml:space="preserve">4. Siguientes veces: doble clic normal sobre run.bat.</w:t>
+              <w:t xml:space="preserve">4. </w:t>
+            </w:r>
+            <w:r>
+              <w:rPr>
+                <w:rFonts w:ascii="Times New Roman" w:hAnsi="Times New Roman"/>
+                <w:sz w:val="17"/>
+              </w:rPr>
+              <w:t xml:space="preserve">Después de la primera ejecución, va crear un acceso directo en el escritorio para ejecutar la aplicación. </w:t>
             </w:r>
           </w:p>
           <w:p>
             <w:pPr>
-              <w:spacing w:before="0" w:after="22"/>
+              <w:spacing w:after="22"/>
             </w:pPr>
             <w:r>
               <w:rPr>
                 <w:rFonts w:ascii="Times New Roman" w:hAnsi="Times New Roman"/>
                 <w:sz w:val="17"/>
               </w:rPr>
-              <w:t xml:space="preserve">5. Si el navegador no abre, entra a: http://ecosensor-servidor.local:8765</w:t>
+              <w:t>5. Si el navegador no abre, entra a: http://ecosensor-servidor.local:8765</w:t>
             </w:r>
           </w:p>
         </w:tc>
@@ -288,27 +626,35 @@
     </w:tbl>
     <w:p>
       <w:pPr>
-        <w:spacing w:before="0" w:after="40"/>
+        <w:spacing w:after="40"/>
       </w:pPr>
-      <w:r>
-        <w:rPr>
-          <w:rFonts w:ascii="Times New Roman" w:hAnsi="Times New Roman"/>
-          <w:sz w:val="18"/>
-        </w:rPr>
-        <w:t xml:space="preserve"/>
-      </w:r>
     </w:p>
     <w:tbl>
       <w:tblPr>
         <w:tblW w:w="9400" w:type="dxa"/>
+        <w:tblInd w:w="90" w:type="dxa"/>
         <w:tblBorders>
-          <w:top w:val="single" w:sz="8" w:color="333333"/>
-          <w:left w:val="single" w:sz="8" w:color="333333"/>
-          <w:bottom w:val="single" w:sz="8" w:color="333333"/>
-          <w:right w:val="single" w:sz="8" w:color="333333"/>
+          <w:top w:val="single" w:sz="8" w:space="0" w:color="333333"/>
+          <w:left w:val="single" w:sz="8" w:space="0" w:color="333333"/>
+          <w:bottom w:val="single" w:sz="8" w:space="0" w:color="333333"/>
+          <w:right w:val="single" w:sz="8" w:space="0" w:color="333333"/>
         </w:tblBorders>
+        <w:tblCellMar>
+          <w:left w:w="10" w:type="dxa"/>
+          <w:right w:w="10" w:type="dxa"/>
+        </w:tblCellMar>
+        <w:tblLook w:val="04A0" w:firstRow="1" w:lastRow="0" w:firstColumn="1" w:lastColumn="0" w:noHBand="0" w:noVBand="1"/>
       </w:tblPr>
+      <w:tblGrid>
+        <w:gridCol w:w="9400"/>
+      </w:tblGrid>
       <w:tr>
+        <w:tblPrEx>
+          <w:tblCellMar>
+            <w:top w:w="0" w:type="dxa"/>
+            <w:bottom w:w="0" w:type="dxa"/>
+          </w:tblCellMar>
+        </w:tblPrEx>
         <w:tc>
           <w:tcPr>
             <w:tcW w:w="9400" w:type="dxa"/>
@@ -321,27 +667,27 @@
           </w:tcPr>
           <w:p>
             <w:pPr>
-              <w:spacing w:before="0" w:after="20"/>
+              <w:spacing w:after="20"/>
             </w:pPr>
             <w:r>
               <w:rPr>
                 <w:rFonts w:ascii="Times New Roman" w:hAnsi="Times New Roman"/>
+                <w:b/>
                 <w:sz w:val="22"/>
-                <w:b/>
-              </w:rPr>
-              <w:t xml:space="preserve">Nota importante</w:t>
+              </w:rPr>
+              <w:t>Nota importante</w:t>
             </w:r>
           </w:p>
           <w:p>
             <w:pPr>
-              <w:spacing w:before="0" w:after="20"/>
+              <w:spacing w:after="20"/>
             </w:pPr>
             <w:r>
               <w:rPr>
                 <w:rFonts w:ascii="Times New Roman" w:hAnsi="Times New Roman"/>
                 <w:sz w:val="17"/>
               </w:rPr>
-              <w:t xml:space="preserve">Solo es necesario ejecutar como administrador la primera vez para crear o verificar la regla de Firewall del puerto TCP 8765. Después puede ejecutarse normalmente.</w:t>
+              <w:t>Solo es necesario ejecutar como administrador la primera vez para crear o verificar la regla de Firewall del puerto TCP 8765. Después puede ejecutarse normalmente.</w:t>
             </w:r>
           </w:p>
         </w:tc>
@@ -349,51 +695,51 @@
     </w:tbl>
     <w:p>
       <w:pPr>
-        <w:spacing w:before="0" w:after="20"/>
+        <w:spacing w:after="20"/>
       </w:pPr>
       <w:r>
         <w:rPr>
           <w:rFonts w:ascii="Times New Roman" w:hAnsi="Times New Roman"/>
+          <w:b/>
           <w:sz w:val="22"/>
-          <w:b/>
-        </w:rPr>
-        <w:t xml:space="preserve">Consejos rápidos</w:t>
+        </w:rPr>
+        <w:t>Consejos rápidos</w:t>
       </w:r>
     </w:p>
     <w:p>
       <w:pPr>
-        <w:spacing w:before="0" w:after="20"/>
+        <w:spacing w:after="20"/>
       </w:pPr>
       <w:r>
         <w:rPr>
           <w:rFonts w:ascii="Times New Roman" w:hAnsi="Times New Roman"/>
           <w:sz w:val="17"/>
         </w:rPr>
-        <w:t xml:space="preserve">• Mantén la computadora y la EcoSensor en la misma red WiFi.</w:t>
+        <w:t>• Mantén la computadora y la EcoSensor en la misma red WiFi.</w:t>
       </w:r>
     </w:p>
     <w:p>
       <w:pPr>
-        <w:spacing w:before="0" w:after="20"/>
+        <w:spacing w:after="20"/>
       </w:pPr>
       <w:r>
         <w:rPr>
           <w:rFonts w:ascii="Times New Roman" w:hAnsi="Times New Roman"/>
           <w:sz w:val="17"/>
         </w:rPr>
-        <w:t xml:space="preserve">• No cierres la ventana del servidor mientras estés registrando mediciones.</w:t>
+        <w:t>• No cierres la ventana del servidor mientras estés registrando mediciones.</w:t>
       </w:r>
     </w:p>
     <w:p>
       <w:pPr>
-        <w:spacing w:before="0" w:after="20"/>
+        <w:spacing w:after="20"/>
       </w:pPr>
       <w:r>
         <w:rPr>
           <w:rFonts w:ascii="Times New Roman" w:hAnsi="Times New Roman"/>
           <w:sz w:val="17"/>
         </w:rPr>
-        <w:t xml:space="preserve">• Si cambias de red, reinicia la EcoSensor y vuelve a abrir el servidor.</w:t>
+        <w:t>• Si cambias de red, reinicia la EcoSensor y vuelve a abrir el servidor.</w:t>
       </w:r>
     </w:p>
     <w:p>
@@ -406,8 +752,19 @@
           <w:rFonts w:ascii="Times New Roman" w:hAnsi="Times New Roman"/>
           <w:sz w:val="16"/>
         </w:rPr>
-        <w:t xml:space="preserve">EcoSensor® | Servidor Portable para Windows | Información, soporte y descargas: www.ecosensor.com.mx</w:t>
-      </w:r>
+        <w:t xml:space="preserve">Para mas información o dudas consulta: </w:t>
+      </w:r>
+      <w:hyperlink r:id="rId9" w:history="1">
+        <w:r>
+          <w:rPr>
+            <w:rStyle w:val="Hipervnculo"/>
+            <w:rFonts w:ascii="Times New Roman" w:hAnsi="Times New Roman"/>
+            <w:b/>
+            <w:sz w:val="21"/>
+          </w:rPr>
+          <w:t>www.ecosensor.com.mx</w:t>
+        </w:r>
+      </w:hyperlink>
     </w:p>
     <w:sectPr>
       <w:pgSz w:w="11906" w:h="16838"/>
@@ -418,7 +775,777 @@
         <w:bottom w:val="single" w:sz="12" w:space="12" w:color="B71C1C"/>
         <w:right w:val="single" w:sz="12" w:space="12" w:color="B71C1C"/>
       </w:pgBorders>
+      <w:cols w:space="720"/>
     </w:sectPr>
   </w:body>
 </w:document>
+</file>
+
+<file path=word/styles.xml><?xml version="1.0" encoding="utf-8"?>
+<w:styles xmlns:mc="http://schemas.openxmlformats.org/markup-compatibility/2006" xmlns:r="http://schemas.openxmlformats.org/officeDocument/2006/relationships" xmlns:w="http://schemas.openxmlformats.org/wordprocessingml/2006/main" xmlns:w14="http://schemas.microsoft.com/office/word/2010/wordml" xmlns:w15="http://schemas.microsoft.com/office/word/2012/wordml" xmlns:w16cex="http://schemas.microsoft.com/office/word/2018/wordml/cex" xmlns:w16cid="http://schemas.microsoft.com/office/word/2016/wordml/cid" xmlns:w16="http://schemas.microsoft.com/office/word/2018/wordml" xmlns:w16du="http://schemas.microsoft.com/office/word/2023/wordml/word16du" xmlns:w16sdtdh="http://schemas.microsoft.com/office/word/2020/wordml/sdtdatahash" xmlns:w16sdtfl="http://schemas.microsoft.com/office/word/2024/wordml/sdtformatlock" xmlns:w16se="http://schemas.microsoft.com/office/word/2015/wordml/symex" mc:Ignorable="w14 w15 w16se w16cid w16 w16cex w16sdtdh w16sdtfl w16du">
+  <w:docDefaults>
+    <w:rPrDefault>
+      <w:rPr>
+        <w:rFonts w:asciiTheme="minorHAnsi" w:eastAsiaTheme="minorEastAsia" w:hAnsiTheme="minorHAnsi" w:cstheme="minorBidi"/>
+        <w:kern w:val="2"/>
+        <w:sz w:val="24"/>
+        <w:szCs w:val="24"/>
+        <w:lang w:val="es-MX" w:eastAsia="es-MX" w:bidi="ar-SA"/>
+        <w14:ligatures w14:val="standardContextual"/>
+      </w:rPr>
+    </w:rPrDefault>
+    <w:pPrDefault>
+      <w:pPr>
+        <w:spacing w:after="160" w:line="278" w:lineRule="auto"/>
+      </w:pPr>
+    </w:pPrDefault>
+  </w:docDefaults>
+  <w:latentStyles w:defLockedState="0" w:defUIPriority="99" w:defSemiHidden="0" w:defUnhideWhenUsed="0" w:defQFormat="0" w:count="376">
+    <w:lsdException w:name="Normal" w:uiPriority="0" w:qFormat="1"/>
+    <w:lsdException w:name="heading 1" w:uiPriority="9" w:qFormat="1"/>
+    <w:lsdException w:name="heading 2" w:semiHidden="1" w:uiPriority="9" w:unhideWhenUsed="1" w:qFormat="1"/>
+    <w:lsdException w:name="heading 3" w:semiHidden="1" w:uiPriority="9" w:unhideWhenUsed="1" w:qFormat="1"/>
+    <w:lsdException w:name="heading 4" w:semiHidden="1" w:uiPriority="9" w:unhideWhenUsed="1" w:qFormat="1"/>
+    <w:lsdException w:name="heading 5" w:semiHidden="1" w:uiPriority="9" w:unhideWhenUsed="1" w:qFormat="1"/>
+    <w:lsdException w:name="heading 6" w:semiHidden="1" w:uiPriority="9" w:unhideWhenUsed="1" w:qFormat="1"/>
+    <w:lsdException w:name="heading 7" w:semiHidden="1" w:uiPriority="9" w:unhideWhenUsed="1" w:qFormat="1"/>
+    <w:lsdException w:name="heading 8" w:semiHidden="1" w:uiPriority="9" w:unhideWhenUsed="1" w:qFormat="1"/>
+    <w:lsdException w:name="heading 9" w:semiHidden="1" w:uiPriority="9" w:unhideWhenUsed="1" w:qFormat="1"/>
+    <w:lsdException w:name="index 1" w:semiHidden="1" w:unhideWhenUsed="1"/>
+    <w:lsdException w:name="index 2" w:semiHidden="1" w:unhideWhenUsed="1"/>
+    <w:lsdException w:name="index 3" w:semiHidden="1" w:unhideWhenUsed="1"/>
+    <w:lsdException w:name="index 4" w:semiHidden="1" w:unhideWhenUsed="1"/>
+    <w:lsdException w:name="index 5" w:semiHidden="1" w:unhideWhenUsed="1"/>
+    <w:lsdException w:name="index 6" w:semiHidden="1" w:unhideWhenUsed="1"/>
+    <w:lsdException w:name="index 7" w:semiHidden="1" w:unhideWhenUsed="1"/>
+    <w:lsdException w:name="index 8" w:semiHidden="1" w:unhideWhenUsed="1"/>
+    <w:lsdException w:name="index 9" w:semiHidden="1" w:unhideWhenUsed="1"/>
+    <w:lsdException w:name="toc 1" w:semiHidden="1" w:uiPriority="39" w:unhideWhenUsed="1"/>
+    <w:lsdException w:name="toc 2" w:semiHidden="1" w:uiPriority="39" w:unhideWhenUsed="1"/>
+    <w:lsdException w:name="toc 3" w:semiHidden="1" w:uiPriority="39" w:unhideWhenUsed="1"/>
+    <w:lsdException w:name="toc 4" w:semiHidden="1" w:uiPriority="39" w:unhideWhenUsed="1"/>
+    <w:lsdException w:name="toc 5" w:semiHidden="1" w:uiPriority="39" w:unhideWhenUsed="1"/>
+    <w:lsdException w:name="toc 6" w:semiHidden="1" w:uiPriority="39" w:unhideWhenUsed="1"/>
+    <w:lsdException w:name="toc 7" w:semiHidden="1" w:uiPriority="39" w:unhideWhenUsed="1"/>
+    <w:lsdException w:name="toc 8" w:semiHidden="1" w:uiPriority="39" w:unhideWhenUsed="1"/>
+    <w:lsdException w:name="toc 9" w:semiHidden="1" w:uiPriority="39" w:unhideWhenUsed="1"/>
+    <w:lsdException w:name="Normal Indent" w:semiHidden="1" w:unhideWhenUsed="1"/>
+    <w:lsdException w:name="footnote text" w:semiHidden="1" w:unhideWhenUsed="1"/>
+    <w:lsdException w:name="annotation text" w:semiHidden="1" w:unhideWhenUsed="1"/>
+    <w:lsdException w:name="header" w:semiHidden="1" w:unhideWhenUsed="1"/>
+    <w:lsdException w:name="footer" w:semiHidden="1" w:unhideWhenUsed="1"/>
+    <w:lsdException w:name="index heading" w:semiHidden="1" w:unhideWhenUsed="1"/>
+    <w:lsdException w:name="caption" w:semiHidden="1" w:uiPriority="35" w:unhideWhenUsed="1" w:qFormat="1"/>
+    <w:lsdException w:name="table of figures" w:semiHidden="1" w:unhideWhenUsed="1"/>
+    <w:lsdException w:name="envelope address" w:semiHidden="1" w:unhideWhenUsed="1"/>
+    <w:lsdException w:name="envelope return" w:semiHidden="1" w:unhideWhenUsed="1"/>
+    <w:lsdException w:name="footnote reference" w:semiHidden="1" w:unhideWhenUsed="1"/>
+    <w:lsdException w:name="annotation reference" w:semiHidden="1" w:unhideWhenUsed="1"/>
+    <w:lsdException w:name="line number" w:semiHidden="1" w:unhideWhenUsed="1"/>
+    <w:lsdException w:name="page number" w:semiHidden="1" w:unhideWhenUsed="1"/>
+    <w:lsdException w:name="endnote reference" w:semiHidden="1" w:unhideWhenUsed="1"/>
+    <w:lsdException w:name="endnote text" w:semiHidden="1" w:unhideWhenUsed="1"/>
+    <w:lsdException w:name="table of authorities" w:semiHidden="1" w:unhideWhenUsed="1"/>
+    <w:lsdException w:name="macro" w:semiHidden="1" w:unhideWhenUsed="1"/>
+    <w:lsdException w:name="toa heading" w:semiHidden="1" w:unhideWhenUsed="1"/>
+    <w:lsdException w:name="List" w:semiHidden="1" w:unhideWhenUsed="1"/>
+    <w:lsdException w:name="List Bullet" w:semiHidden="1" w:unhideWhenUsed="1"/>
+    <w:lsdException w:name="List Number" w:semiHidden="1" w:unhideWhenUsed="1"/>
+    <w:lsdException w:name="List 2" w:semiHidden="1" w:unhideWhenUsed="1"/>
+    <w:lsdException w:name="List 3" w:semiHidden="1" w:unhideWhenUsed="1"/>
+    <w:lsdException w:name="List 4" w:semiHidden="1" w:unhideWhenUsed="1"/>
+    <w:lsdException w:name="List 5" w:semiHidden="1" w:unhideWhenUsed="1"/>
+    <w:lsdException w:name="List Bullet 2" w:semiHidden="1" w:unhideWhenUsed="1"/>
+    <w:lsdException w:name="List Bullet 3" w:semiHidden="1" w:unhideWhenUsed="1"/>
+    <w:lsdException w:name="List Bullet 4" w:semiHidden="1" w:unhideWhenUsed="1"/>
+    <w:lsdException w:name="List Bullet 5" w:semiHidden="1" w:unhideWhenUsed="1"/>
+    <w:lsdException w:name="List Number 2" w:semiHidden="1" w:unhideWhenUsed="1"/>
+    <w:lsdException w:name="List Number 3" w:semiHidden="1" w:unhideWhenUsed="1"/>
+    <w:lsdException w:name="List Number 4" w:semiHidden="1" w:unhideWhenUsed="1"/>
+    <w:lsdException w:name="List Number 5" w:semiHidden="1" w:unhideWhenUsed="1"/>
+    <w:lsdException w:name="Title" w:uiPriority="10" w:qFormat="1"/>
+    <w:lsdException w:name="Closing" w:semiHidden="1" w:unhideWhenUsed="1"/>
+    <w:lsdException w:name="Signature" w:semiHidden="1" w:unhideWhenUsed="1"/>
+    <w:lsdException w:name="Default Paragraph Font" w:semiHidden="1" w:uiPriority="1" w:unhideWhenUsed="1"/>
+    <w:lsdException w:name="Body Text" w:semiHidden="1" w:unhideWhenUsed="1"/>
+    <w:lsdException w:name="Body Text Indent" w:semiHidden="1" w:unhideWhenUsed="1"/>
+    <w:lsdException w:name="List Continue" w:semiHidden="1" w:unhideWhenUsed="1"/>
+    <w:lsdException w:name="List Continue 2" w:semiHidden="1" w:unhideWhenUsed="1"/>
+    <w:lsdException w:name="List Continue 3" w:semiHidden="1" w:unhideWhenUsed="1"/>
+    <w:lsdException w:name="List Continue 4" w:semiHidden="1" w:unhideWhenUsed="1"/>
+    <w:lsdException w:name="List Continue 5" w:semiHidden="1" w:unhideWhenUsed="1"/>
+    <w:lsdException w:name="Message Header" w:semiHidden="1" w:unhideWhenUsed="1"/>
+    <w:lsdException w:name="Subtitle" w:uiPriority="11" w:qFormat="1"/>
+    <w:lsdException w:name="Salutation" w:semiHidden="1" w:unhideWhenUsed="1"/>
+    <w:lsdException w:name="Date" w:semiHidden="1" w:unhideWhenUsed="1"/>
+    <w:lsdException w:name="Body Text First Indent" w:semiHidden="1" w:unhideWhenUsed="1"/>
+    <w:lsdException w:name="Body Text First Indent 2" w:semiHidden="1" w:unhideWhenUsed="1"/>
+    <w:lsdException w:name="Note Heading" w:semiHidden="1" w:unhideWhenUsed="1"/>
+    <w:lsdException w:name="Body Text 2" w:semiHidden="1" w:unhideWhenUsed="1"/>
+    <w:lsdException w:name="Body Text 3" w:semiHidden="1" w:unhideWhenUsed="1"/>
+    <w:lsdException w:name="Body Text Indent 2" w:semiHidden="1" w:unhideWhenUsed="1"/>
+    <w:lsdException w:name="Body Text Indent 3" w:semiHidden="1" w:unhideWhenUsed="1"/>
+    <w:lsdException w:name="Block Text" w:semiHidden="1" w:unhideWhenUsed="1"/>
+    <w:lsdException w:name="Hyperlink" w:semiHidden="1" w:unhideWhenUsed="1"/>
+    <w:lsdException w:name="FollowedHyperlink" w:semiHidden="1" w:unhideWhenUsed="1"/>
+    <w:lsdException w:name="Strong" w:uiPriority="22" w:qFormat="1"/>
+    <w:lsdException w:name="Emphasis" w:uiPriority="20" w:qFormat="1"/>
+    <w:lsdException w:name="Document Map" w:semiHidden="1" w:unhideWhenUsed="1"/>
+    <w:lsdException w:name="Plain Text" w:semiHidden="1" w:unhideWhenUsed="1"/>
+    <w:lsdException w:name="E-mail Signature" w:semiHidden="1" w:unhideWhenUsed="1"/>
+    <w:lsdException w:name="HTML Top of Form" w:semiHidden="1" w:unhideWhenUsed="1"/>
+    <w:lsdException w:name="HTML Bottom of Form" w:semiHidden="1" w:unhideWhenUsed="1"/>
+    <w:lsdException w:name="Normal (Web)" w:semiHidden="1" w:unhideWhenUsed="1"/>
+    <w:lsdException w:name="HTML Acronym" w:semiHidden="1" w:unhideWhenUsed="1"/>
+    <w:lsdException w:name="HTML Address" w:semiHidden="1" w:unhideWhenUsed="1"/>
+    <w:lsdException w:name="HTML Cite" w:semiHidden="1" w:unhideWhenUsed="1"/>
+    <w:lsdException w:name="HTML Code" w:semiHidden="1" w:unhideWhenUsed="1"/>
+    <w:lsdException w:name="HTML Definition" w:semiHidden="1" w:unhideWhenUsed="1"/>
+    <w:lsdException w:name="HTML Keyboard" w:semiHidden="1" w:unhideWhenUsed="1"/>
+    <w:lsdException w:name="HTML Preformatted" w:semiHidden="1" w:unhideWhenUsed="1"/>
+    <w:lsdException w:name="HTML Sample" w:semiHidden="1" w:unhideWhenUsed="1"/>
+    <w:lsdException w:name="HTML Typewriter" w:semiHidden="1" w:unhideWhenUsed="1"/>
+    <w:lsdException w:name="HTML Variable" w:semiHidden="1" w:unhideWhenUsed="1"/>
+    <w:lsdException w:name="Normal Table" w:semiHidden="1" w:unhideWhenUsed="1"/>
+    <w:lsdException w:name="annotation subject" w:semiHidden="1" w:unhideWhenUsed="1"/>
+    <w:lsdException w:name="No List" w:semiHidden="1" w:unhideWhenUsed="1"/>
+    <w:lsdException w:name="Outline List 1" w:semiHidden="1" w:unhideWhenUsed="1"/>
+    <w:lsdException w:name="Outline List 2" w:semiHidden="1" w:unhideWhenUsed="1"/>
+    <w:lsdException w:name="Outline List 3" w:semiHidden="1" w:unhideWhenUsed="1"/>
+    <w:lsdException w:name="Table Simple 1" w:semiHidden="1" w:unhideWhenUsed="1"/>
+    <w:lsdException w:name="Table Simple 2" w:semiHidden="1" w:unhideWhenUsed="1"/>
+    <w:lsdException w:name="Table Simple 3" w:semiHidden="1" w:unhideWhenUsed="1"/>
+    <w:lsdException w:name="Table Classic 1" w:semiHidden="1" w:unhideWhenUsed="1"/>
+    <w:lsdException w:name="Table Classic 2" w:semiHidden="1" w:unhideWhenUsed="1"/>
+    <w:lsdException w:name="Table Classic 3" w:semiHidden="1" w:unhideWhenUsed="1"/>
+    <w:lsdException w:name="Table Classic 4" w:semiHidden="1" w:unhideWhenUsed="1"/>
+    <w:lsdException w:name="Table Colorful 1" w:semiHidden="1" w:unhideWhenUsed="1"/>
+    <w:lsdException w:name="Table Colorful 2" w:semiHidden="1" w:unhideWhenUsed="1"/>
+    <w:lsdException w:name="Table Colorful 3" w:semiHidden="1" w:unhideWhenUsed="1"/>
+    <w:lsdException w:name="Table Columns 1" w:semiHidden="1" w:unhideWhenUsed="1"/>
+    <w:lsdException w:name="Table Columns 2" w:semiHidden="1" w:unhideWhenUsed="1"/>
+    <w:lsdException w:name="Table Columns 3" w:semiHidden="1" w:unhideWhenUsed="1"/>
+    <w:lsdException w:name="Table Columns 4" w:semiHidden="1" w:unhideWhenUsed="1"/>
+    <w:lsdException w:name="Table Columns 5" w:semiHidden="1" w:unhideWhenUsed="1"/>
+    <w:lsdException w:name="Table Grid 1" w:semiHidden="1" w:unhideWhenUsed="1"/>
+    <w:lsdException w:name="Table Grid 2" w:semiHidden="1" w:unhideWhenUsed="1"/>
+    <w:lsdException w:name="Table Grid 3" w:semiHidden="1" w:unhideWhenUsed="1"/>
+    <w:lsdException w:name="Table Grid 4" w:semiHidden="1" w:unhideWhenUsed="1"/>
+    <w:lsdException w:name="Table Grid 5" w:semiHidden="1" w:unhideWhenUsed="1"/>
+    <w:lsdException w:name="Table Grid 6" w:semiHidden="1" w:unhideWhenUsed="1"/>
+    <w:lsdException w:name="Table Grid 7" w:semiHidden="1" w:unhideWhenUsed="1"/>
+    <w:lsdException w:name="Table Grid 8" w:semiHidden="1" w:unhideWhenUsed="1"/>
+    <w:lsdException w:name="Table List 1" w:semiHidden="1" w:unhideWhenUsed="1"/>
+    <w:lsdException w:name="Table List 2" w:semiHidden="1" w:unhideWhenUsed="1"/>
+    <w:lsdException w:name="Table List 3" w:semiHidden="1" w:unhideWhenUsed="1"/>
+    <w:lsdException w:name="Table List 4" w:semiHidden="1" w:unhideWhenUsed="1"/>
+    <w:lsdException w:name="Table List 5" w:semiHidden="1" w:unhideWhenUsed="1"/>
+    <w:lsdException w:name="Table List 6" w:semiHidden="1" w:unhideWhenUsed="1"/>
+    <w:lsdException w:name="Table List 7" w:semiHidden="1" w:unhideWhenUsed="1"/>
+    <w:lsdException w:name="Table List 8" w:semiHidden="1" w:unhideWhenUsed="1"/>
+    <w:lsdException w:name="Table 3D effects 1" w:semiHidden="1" w:unhideWhenUsed="1"/>
+    <w:lsdException w:name="Table 3D effects 2" w:semiHidden="1" w:unhideWhenUsed="1"/>
+    <w:lsdException w:name="Table 3D effects 3" w:semiHidden="1" w:unhideWhenUsed="1"/>
+    <w:lsdException w:name="Table Contemporary" w:semiHidden="1" w:unhideWhenUsed="1"/>
+    <w:lsdException w:name="Table Elegant" w:semiHidden="1" w:unhideWhenUsed="1"/>
+    <w:lsdException w:name="Table Professional" w:semiHidden="1" w:unhideWhenUsed="1"/>
+    <w:lsdException w:name="Table Subtle 1" w:semiHidden="1" w:unhideWhenUsed="1"/>
+    <w:lsdException w:name="Table Subtle 2" w:semiHidden="1" w:unhideWhenUsed="1"/>
+    <w:lsdException w:name="Table Web 1" w:semiHidden="1" w:unhideWhenUsed="1"/>
+    <w:lsdException w:name="Table Web 2" w:semiHidden="1" w:unhideWhenUsed="1"/>
+    <w:lsdException w:name="Table Web 3" w:semiHidden="1" w:unhideWhenUsed="1"/>
+    <w:lsdException w:name="Balloon Text" w:semiHidden="1" w:unhideWhenUsed="1"/>
+    <w:lsdException w:name="Table Grid" w:uiPriority="39"/>
+    <w:lsdException w:name="Table Theme" w:semiHidden="1" w:unhideWhenUsed="1"/>
+    <w:lsdException w:name="Placeholder Text" w:semiHidden="1"/>
+    <w:lsdException w:name="No Spacing" w:uiPriority="1" w:qFormat="1"/>
+    <w:lsdException w:name="Light Shading" w:uiPriority="60"/>
+    <w:lsdException w:name="Light List" w:uiPriority="61"/>
+    <w:lsdException w:name="Light Grid" w:uiPriority="62"/>
+    <w:lsdException w:name="Medium Shading 1" w:uiPriority="63"/>
+    <w:lsdException w:name="Medium Shading 2" w:uiPriority="64"/>
+    <w:lsdException w:name="Medium List 1" w:uiPriority="65"/>
+    <w:lsdException w:name="Medium List 2" w:uiPriority="66"/>
+    <w:lsdException w:name="Medium Grid 1" w:uiPriority="67"/>
+    <w:lsdException w:name="Medium Grid 2" w:uiPriority="68"/>
+    <w:lsdException w:name="Medium Grid 3" w:uiPriority="69"/>
+    <w:lsdException w:name="Dark List" w:uiPriority="70"/>
+    <w:lsdException w:name="Colorful Shading" w:uiPriority="71"/>
+    <w:lsdException w:name="Colorful List" w:uiPriority="72"/>
+    <w:lsdException w:name="Colorful Grid" w:uiPriority="73"/>
+    <w:lsdException w:name="Light Shading Accent 1" w:uiPriority="60"/>
+    <w:lsdException w:name="Light List Accent 1" w:uiPriority="61"/>
+    <w:lsdException w:name="Light Grid Accent 1" w:uiPriority="62"/>
+    <w:lsdException w:name="Medium Shading 1 Accent 1" w:uiPriority="63"/>
+    <w:lsdException w:name="Medium Shading 2 Accent 1" w:uiPriority="64"/>
+    <w:lsdException w:name="Medium List 1 Accent 1" w:uiPriority="65"/>
+    <w:lsdException w:name="Revision" w:semiHidden="1"/>
+    <w:lsdException w:name="List Paragraph" w:uiPriority="34" w:qFormat="1"/>
+    <w:lsdException w:name="Quote" w:uiPriority="29" w:qFormat="1"/>
+    <w:lsdException w:name="Intense Quote" w:uiPriority="30" w:qFormat="1"/>
+    <w:lsdException w:name="Medium List 2 Accent 1" w:uiPriority="66"/>
+    <w:lsdException w:name="Medium Grid 1 Accent 1" w:uiPriority="67"/>
+    <w:lsdException w:name="Medium Grid 2 Accent 1" w:uiPriority="68"/>
+    <w:lsdException w:name="Medium Grid 3 Accent 1" w:uiPriority="69"/>
+    <w:lsdException w:name="Dark List Accent 1" w:uiPriority="70"/>
+    <w:lsdException w:name="Colorful Shading Accent 1" w:uiPriority="71"/>
+    <w:lsdException w:name="Colorful List Accent 1" w:uiPriority="72"/>
+    <w:lsdException w:name="Colorful Grid Accent 1" w:uiPriority="73"/>
+    <w:lsdException w:name="Light Shading Accent 2" w:uiPriority="60"/>
+    <w:lsdException w:name="Light List Accent 2" w:uiPriority="61"/>
+    <w:lsdException w:name="Light Grid Accent 2" w:uiPriority="62"/>
+    <w:lsdException w:name="Medium Shading 1 Accent 2" w:uiPriority="63"/>
+    <w:lsdException w:name="Medium Shading 2 Accent 2" w:uiPriority="64"/>
+    <w:lsdException w:name="Medium List 1 Accent 2" w:uiPriority="65"/>
+    <w:lsdException w:name="Medium List 2 Accent 2" w:uiPriority="66"/>
+    <w:lsdException w:name="Medium Grid 1 Accent 2" w:uiPriority="67"/>
+    <w:lsdException w:name="Medium Grid 2 Accent 2" w:uiPriority="68"/>
+    <w:lsdException w:name="Medium Grid 3 Accent 2" w:uiPriority="69"/>
+    <w:lsdException w:name="Dark List Accent 2" w:uiPriority="70"/>
+    <w:lsdException w:name="Colorful Shading Accent 2" w:uiPriority="71"/>
+    <w:lsdException w:name="Colorful List Accent 2" w:uiPriority="72"/>
+    <w:lsdException w:name="Colorful Grid Accent 2" w:uiPriority="73"/>
+    <w:lsdException w:name="Light Shading Accent 3" w:uiPriority="60"/>
+    <w:lsdException w:name="Light List Accent 3" w:uiPriority="61"/>
+    <w:lsdException w:name="Light Grid Accent 3" w:uiPriority="62"/>
+    <w:lsdException w:name="Medium Shading 1 Accent 3" w:uiPriority="63"/>
+    <w:lsdException w:name="Medium Shading 2 Accent 3" w:uiPriority="64"/>
+    <w:lsdException w:name="Medium List 1 Accent 3" w:uiPriority="65"/>
+    <w:lsdException w:name="Medium List 2 Accent 3" w:uiPriority="66"/>
+    <w:lsdException w:name="Medium Grid 1 Accent 3" w:uiPriority="67"/>
+    <w:lsdException w:name="Medium Grid 2 Accent 3" w:uiPriority="68"/>
+    <w:lsdException w:name="Medium Grid 3 Accent 3" w:uiPriority="69"/>
+    <w:lsdException w:name="Dark List Accent 3" w:uiPriority="70"/>
+    <w:lsdException w:name="Colorful Shading Accent 3" w:uiPriority="71"/>
+    <w:lsdException w:name="Colorful List Accent 3" w:uiPriority="72"/>
+    <w:lsdException w:name="Colorful Grid Accent 3" w:uiPriority="73"/>
+    <w:lsdException w:name="Light Shading Accent 4" w:uiPriority="60"/>
+    <w:lsdException w:name="Light List Accent 4" w:uiPriority="61"/>
+    <w:lsdException w:name="Light Grid Accent 4" w:uiPriority="62"/>
+    <w:lsdException w:name="Medium Shading 1 Accent 4" w:uiPriority="63"/>
+    <w:lsdException w:name="Medium Shading 2 Accent 4" w:uiPriority="64"/>
+    <w:lsdException w:name="Medium List 1 Accent 4" w:uiPriority="65"/>
+    <w:lsdException w:name="Medium List 2 Accent 4" w:uiPriority="66"/>
+    <w:lsdException w:name="Medium Grid 1 Accent 4" w:uiPriority="67"/>
+    <w:lsdException w:name="Medium Grid 2 Accent 4" w:uiPriority="68"/>
+    <w:lsdException w:name="Medium Grid 3 Accent 4" w:uiPriority="69"/>
+    <w:lsdException w:name="Dark List Accent 4" w:uiPriority="70"/>
+    <w:lsdException w:name="Colorful Shading Accent 4" w:uiPriority="71"/>
+    <w:lsdException w:name="Colorful List Accent 4" w:uiPriority="72"/>
+    <w:lsdException w:name="Colorful Grid Accent 4" w:uiPriority="73"/>
+    <w:lsdException w:name="Light Shading Accent 5" w:uiPriority="60"/>
+    <w:lsdException w:name="Light List Accent 5" w:uiPriority="61"/>
+    <w:lsdException w:name="Light Grid Accent 5" w:uiPriority="62"/>
+    <w:lsdException w:name="Medium Shading 1 Accent 5" w:uiPriority="63"/>
+    <w:lsdException w:name="Medium Shading 2 Accent 5" w:uiPriority="64"/>
+    <w:lsdException w:name="Medium List 1 Accent 5" w:uiPriority="65"/>
+    <w:lsdException w:name="Medium List 2 Accent 5" w:uiPriority="66"/>
+    <w:lsdException w:name="Medium Grid 1 Accent 5" w:uiPriority="67"/>
+    <w:lsdException w:name="Medium Grid 2 Accent 5" w:uiPriority="68"/>
+    <w:lsdException w:name="Medium Grid 3 Accent 5" w:uiPriority="69"/>
+    <w:lsdException w:name="Dark List Accent 5" w:uiPriority="70"/>
+    <w:lsdException w:name="Colorful Shading Accent 5" w:uiPriority="71"/>
+    <w:lsdException w:name="Colorful List Accent 5" w:uiPriority="72"/>
+    <w:lsdException w:name="Colorful Grid Accent 5" w:uiPriority="73"/>
+    <w:lsdException w:name="Light Shading Accent 6" w:uiPriority="60"/>
+    <w:lsdException w:name="Light List Accent 6" w:uiPriority="61"/>
+    <w:lsdException w:name="Light Grid Accent 6" w:uiPriority="62"/>
+    <w:lsdException w:name="Medium Shading 1 Accent 6" w:uiPriority="63"/>
+    <w:lsdException w:name="Medium Shading 2 Accent 6" w:uiPriority="64"/>
+    <w:lsdException w:name="Medium List 1 Accent 6" w:uiPriority="65"/>
+    <w:lsdException w:name="Medium List 2 Accent 6" w:uiPriority="66"/>
+    <w:lsdException w:name="Medium Grid 1 Accent 6" w:uiPriority="67"/>
+    <w:lsdException w:name="Medium Grid 2 Accent 6" w:uiPriority="68"/>
+    <w:lsdException w:name="Medium Grid 3 Accent 6" w:uiPriority="69"/>
+    <w:lsdException w:name="Dark List Accent 6" w:uiPriority="70"/>
+    <w:lsdException w:name="Colorful Shading Accent 6" w:uiPriority="71"/>
+    <w:lsdException w:name="Colorful List Accent 6" w:uiPriority="72"/>
+    <w:lsdException w:name="Colorful Grid Accent 6" w:uiPriority="73"/>
+    <w:lsdException w:name="Subtle Emphasis" w:uiPriority="19" w:qFormat="1"/>
+    <w:lsdException w:name="Intense Emphasis" w:uiPriority="21" w:qFormat="1"/>
+    <w:lsdException w:name="Subtle Reference" w:uiPriority="31" w:qFormat="1"/>
+    <w:lsdException w:name="Intense Reference" w:uiPriority="32" w:qFormat="1"/>
+    <w:lsdException w:name="Book Title" w:uiPriority="33" w:qFormat="1"/>
+    <w:lsdException w:name="Bibliography" w:semiHidden="1" w:uiPriority="37" w:unhideWhenUsed="1"/>
+    <w:lsdException w:name="TOC Heading" w:semiHidden="1" w:uiPriority="39" w:unhideWhenUsed="1" w:qFormat="1"/>
+    <w:lsdException w:name="Plain Table 1" w:uiPriority="41"/>
+    <w:lsdException w:name="Plain Table 2" w:uiPriority="42"/>
+    <w:lsdException w:name="Plain Table 3" w:uiPriority="43"/>
+    <w:lsdException w:name="Plain Table 4" w:uiPriority="44"/>
+    <w:lsdException w:name="Plain Table 5" w:uiPriority="45"/>
+    <w:lsdException w:name="Grid Table Light" w:uiPriority="40"/>
+    <w:lsdException w:name="Grid Table 1 Light" w:uiPriority="46"/>
+    <w:lsdException w:name="Grid Table 2" w:uiPriority="47"/>
+    <w:lsdException w:name="Grid Table 3" w:uiPriority="48"/>
+    <w:lsdException w:name="Grid Table 4" w:uiPriority="49"/>
+    <w:lsdException w:name="Grid Table 5 Dark" w:uiPriority="50"/>
+    <w:lsdException w:name="Grid Table 6 Colorful" w:uiPriority="51"/>
+    <w:lsdException w:name="Grid Table 7 Colorful" w:uiPriority="52"/>
+    <w:lsdException w:name="Grid Table 1 Light Accent 1" w:uiPriority="46"/>
+    <w:lsdException w:name="Grid Table 2 Accent 1" w:uiPriority="47"/>
+    <w:lsdException w:name="Grid Table 3 Accent 1" w:uiPriority="48"/>
+    <w:lsdException w:name="Grid Table 4 Accent 1" w:uiPriority="49"/>
+    <w:lsdException w:name="Grid Table 5 Dark Accent 1" w:uiPriority="50"/>
+    <w:lsdException w:name="Grid Table 6 Colorful Accent 1" w:uiPriority="51"/>
+    <w:lsdException w:name="Grid Table 7 Colorful Accent 1" w:uiPriority="52"/>
+    <w:lsdException w:name="Grid Table 1 Light Accent 2" w:uiPriority="46"/>
+    <w:lsdException w:name="Grid Table 2 Accent 2" w:uiPriority="47"/>
+    <w:lsdException w:name="Grid Table 3 Accent 2" w:uiPriority="48"/>
+    <w:lsdException w:name="Grid Table 4 Accent 2" w:uiPriority="49"/>
+    <w:lsdException w:name="Grid Table 5 Dark Accent 2" w:uiPriority="50"/>
+    <w:lsdException w:name="Grid Table 6 Colorful Accent 2" w:uiPriority="51"/>
+    <w:lsdException w:name="Grid Table 7 Colorful Accent 2" w:uiPriority="52"/>
+    <w:lsdException w:name="Grid Table 1 Light Accent 3" w:uiPriority="46"/>
+    <w:lsdException w:name="Grid Table 2 Accent 3" w:uiPriority="47"/>
+    <w:lsdException w:name="Grid Table 3 Accent 3" w:uiPriority="48"/>
+    <w:lsdException w:name="Grid Table 4 Accent 3" w:uiPriority="49"/>
+    <w:lsdException w:name="Grid Table 5 Dark Accent 3" w:uiPriority="50"/>
+    <w:lsdException w:name="Grid Table 6 Colorful Accent 3" w:uiPriority="51"/>
+    <w:lsdException w:name="Grid Table 7 Colorful Accent 3" w:uiPriority="52"/>
+    <w:lsdException w:name="Grid Table 1 Light Accent 4" w:uiPriority="46"/>
+    <w:lsdException w:name="Grid Table 2 Accent 4" w:uiPriority="47"/>
+    <w:lsdException w:name="Grid Table 3 Accent 4" w:uiPriority="48"/>
+    <w:lsdException w:name="Grid Table 4 Accent 4" w:uiPriority="49"/>
+    <w:lsdException w:name="Grid Table 5 Dark Accent 4" w:uiPriority="50"/>
+    <w:lsdException w:name="Grid Table 6 Colorful Accent 4" w:uiPriority="51"/>
+    <w:lsdException w:name="Grid Table 7 Colorful Accent 4" w:uiPriority="52"/>
+    <w:lsdException w:name="Grid Table 1 Light Accent 5" w:uiPriority="46"/>
+    <w:lsdException w:name="Grid Table 2 Accent 5" w:uiPriority="47"/>
+    <w:lsdException w:name="Grid Table 3 Accent 5" w:uiPriority="48"/>
+    <w:lsdException w:name="Grid Table 4 Accent 5" w:uiPriority="49"/>
+    <w:lsdException w:name="Grid Table 5 Dark Accent 5" w:uiPriority="50"/>
+    <w:lsdException w:name="Grid Table 6 Colorful Accent 5" w:uiPriority="51"/>
+    <w:lsdException w:name="Grid Table 7 Colorful Accent 5" w:uiPriority="52"/>
+    <w:lsdException w:name="Grid Table 1 Light Accent 6" w:uiPriority="46"/>
+    <w:lsdException w:name="Grid Table 2 Accent 6" w:uiPriority="47"/>
+    <w:lsdException w:name="Grid Table 3 Accent 6" w:uiPriority="48"/>
+    <w:lsdException w:name="Grid Table 4 Accent 6" w:uiPriority="49"/>
+    <w:lsdException w:name="Grid Table 5 Dark Accent 6" w:uiPriority="50"/>
+    <w:lsdException w:name="Grid Table 6 Colorful Accent 6" w:uiPriority="51"/>
+    <w:lsdException w:name="Grid Table 7 Colorful Accent 6" w:uiPriority="52"/>
+    <w:lsdException w:name="List Table 1 Light" w:uiPriority="46"/>
+    <w:lsdException w:name="List Table 2" w:uiPriority="47"/>
+    <w:lsdException w:name="List Table 3" w:uiPriority="48"/>
+    <w:lsdException w:name="List Table 4" w:uiPriority="49"/>
+    <w:lsdException w:name="List Table 5 Dark" w:uiPriority="50"/>
+    <w:lsdException w:name="List Table 6 Colorful" w:uiPriority="51"/>
+    <w:lsdException w:name="List Table 7 Colorful" w:uiPriority="52"/>
+    <w:lsdException w:name="List Table 1 Light Accent 1" w:uiPriority="46"/>
+    <w:lsdException w:name="List Table 2 Accent 1" w:uiPriority="47"/>
+    <w:lsdException w:name="List Table 3 Accent 1" w:uiPriority="48"/>
+    <w:lsdException w:name="List Table 4 Accent 1" w:uiPriority="49"/>
+    <w:lsdException w:name="List Table 5 Dark Accent 1" w:uiPriority="50"/>
+    <w:lsdException w:name="List Table 6 Colorful Accent 1" w:uiPriority="51"/>
+    <w:lsdException w:name="List Table 7 Colorful Accent 1" w:uiPriority="52"/>
+    <w:lsdException w:name="List Table 1 Light Accent 2" w:uiPriority="46"/>
+    <w:lsdException w:name="List Table 2 Accent 2" w:uiPriority="47"/>
+    <w:lsdException w:name="List Table 3 Accent 2" w:uiPriority="48"/>
+    <w:lsdException w:name="List Table 4 Accent 2" w:uiPriority="49"/>
+    <w:lsdException w:name="List Table 5 Dark Accent 2" w:uiPriority="50"/>
+    <w:lsdException w:name="List Table 6 Colorful Accent 2" w:uiPriority="51"/>
+    <w:lsdException w:name="List Table 7 Colorful Accent 2" w:uiPriority="52"/>
+    <w:lsdException w:name="List Table 1 Light Accent 3" w:uiPriority="46"/>
+    <w:lsdException w:name="List Table 2 Accent 3" w:uiPriority="47"/>
+    <w:lsdException w:name="List Table 3 Accent 3" w:uiPriority="48"/>
+    <w:lsdException w:name="List Table 4 Accent 3" w:uiPriority="49"/>
+    <w:lsdException w:name="List Table 5 Dark Accent 3" w:uiPriority="50"/>
+    <w:lsdException w:name="List Table 6 Colorful Accent 3" w:uiPriority="51"/>
+    <w:lsdException w:name="List Table 7 Colorful Accent 3" w:uiPriority="52"/>
+    <w:lsdException w:name="List Table 1 Light Accent 4" w:uiPriority="46"/>
+    <w:lsdException w:name="List Table 2 Accent 4" w:uiPriority="47"/>
+    <w:lsdException w:name="List Table 3 Accent 4" w:uiPriority="48"/>
+    <w:lsdException w:name="List Table 4 Accent 4" w:uiPriority="49"/>
+    <w:lsdException w:name="List Table 5 Dark Accent 4" w:uiPriority="50"/>
+    <w:lsdException w:name="List Table 6 Colorful Accent 4" w:uiPriority="51"/>
+    <w:lsdException w:name="List Table 7 Colorful Accent 4" w:uiPriority="52"/>
+    <w:lsdException w:name="List Table 1 Light Accent 5" w:uiPriority="46"/>
+    <w:lsdException w:name="List Table 2 Accent 5" w:uiPriority="47"/>
+    <w:lsdException w:name="List Table 3 Accent 5" w:uiPriority="48"/>
+    <w:lsdException w:name="List Table 4 Accent 5" w:uiPriority="49"/>
+    <w:lsdException w:name="List Table 5 Dark Accent 5" w:uiPriority="50"/>
+    <w:lsdException w:name="List Table 6 Colorful Accent 5" w:uiPriority="51"/>
+    <w:lsdException w:name="List Table 7 Colorful Accent 5" w:uiPriority="52"/>
+    <w:lsdException w:name="List Table 1 Light Accent 6" w:uiPriority="46"/>
+    <w:lsdException w:name="List Table 2 Accent 6" w:uiPriority="47"/>
+    <w:lsdException w:name="List Table 3 Accent 6" w:uiPriority="48"/>
+    <w:lsdException w:name="List Table 4 Accent 6" w:uiPriority="49"/>
+    <w:lsdException w:name="List Table 5 Dark Accent 6" w:uiPriority="50"/>
+    <w:lsdException w:name="List Table 6 Colorful Accent 6" w:uiPriority="51"/>
+    <w:lsdException w:name="List Table 7 Colorful Accent 6" w:uiPriority="52"/>
+    <w:lsdException w:name="Mention" w:semiHidden="1" w:unhideWhenUsed="1"/>
+    <w:lsdException w:name="Smart Hyperlink" w:semiHidden="1" w:unhideWhenUsed="1"/>
+    <w:lsdException w:name="Hashtag" w:semiHidden="1" w:unhideWhenUsed="1"/>
+    <w:lsdException w:name="Unresolved Mention" w:semiHidden="1" w:unhideWhenUsed="1"/>
+    <w:lsdException w:name="Smart Link" w:semiHidden="1" w:unhideWhenUsed="1"/>
+  </w:latentStyles>
+  <w:style w:type="paragraph" w:default="1" w:styleId="Normal">
+    <w:name w:val="Normal"/>
+    <w:qFormat/>
+  </w:style>
+  <w:style w:type="character" w:default="1" w:styleId="Fuentedeprrafopredeter">
+    <w:name w:val="Default Paragraph Font"/>
+    <w:uiPriority w:val="1"/>
+    <w:semiHidden/>
+    <w:unhideWhenUsed/>
+  </w:style>
+  <w:style w:type="table" w:default="1" w:styleId="Tablanormal">
+    <w:name w:val="Normal Table"/>
+    <w:uiPriority w:val="99"/>
+    <w:semiHidden/>
+    <w:unhideWhenUsed/>
+    <w:tblPr>
+      <w:tblInd w:w="0" w:type="dxa"/>
+      <w:tblCellMar>
+        <w:top w:w="0" w:type="dxa"/>
+        <w:left w:w="108" w:type="dxa"/>
+        <w:bottom w:w="0" w:type="dxa"/>
+        <w:right w:w="108" w:type="dxa"/>
+      </w:tblCellMar>
+    </w:tblPr>
+  </w:style>
+  <w:style w:type="numbering" w:default="1" w:styleId="Sinlista">
+    <w:name w:val="No List"/>
+    <w:uiPriority w:val="99"/>
+    <w:semiHidden/>
+    <w:unhideWhenUsed/>
+  </w:style>
+  <w:style w:type="character" w:styleId="Hipervnculo">
+    <w:name w:val="Hyperlink"/>
+    <w:basedOn w:val="Fuentedeprrafopredeter"/>
+    <w:uiPriority w:val="99"/>
+    <w:unhideWhenUsed/>
+    <w:rsid w:val="00626FF8"/>
+    <w:rPr>
+      <w:color w:val="467886" w:themeColor="hyperlink"/>
+      <w:u w:val="single"/>
+    </w:rPr>
+  </w:style>
+  <w:style w:type="character" w:styleId="Mencinsinresolver">
+    <w:name w:val="Unresolved Mention"/>
+    <w:basedOn w:val="Fuentedeprrafopredeter"/>
+    <w:uiPriority w:val="99"/>
+    <w:semiHidden/>
+    <w:unhideWhenUsed/>
+    <w:rsid w:val="00626FF8"/>
+    <w:rPr>
+      <w:color w:val="605E5C"/>
+      <w:shd w:val="clear" w:color="auto" w:fill="E1DFDD"/>
+    </w:rPr>
+  </w:style>
+</w:styles>
+</file>
+
+<file path=word/theme/theme1.xml><?xml version="1.0" encoding="utf-8"?>
+<a:theme xmlns:a="http://schemas.openxmlformats.org/drawingml/2006/main" name="Tema de Office">
+  <a:themeElements>
+    <a:clrScheme name="Office">
+      <a:dk1>
+        <a:sysClr val="windowText" lastClr="000000"/>
+      </a:dk1>
+      <a:lt1>
+        <a:sysClr val="window" lastClr="FFFFFF"/>
+      </a:lt1>
+      <a:dk2>
+        <a:srgbClr val="0E2841"/>
+      </a:dk2>
+      <a:lt2>
+        <a:srgbClr val="E8E8E8"/>
+      </a:lt2>
+      <a:accent1>
+        <a:srgbClr val="156082"/>
+      </a:accent1>
+      <a:accent2>
+        <a:srgbClr val="E97132"/>
+      </a:accent2>
+      <a:accent3>
+        <a:srgbClr val="196B24"/>
+      </a:accent3>
+      <a:accent4>
+        <a:srgbClr val="0F9ED5"/>
+      </a:accent4>
+      <a:accent5>
+        <a:srgbClr val="A02B93"/>
+      </a:accent5>
+      <a:accent6>
+        <a:srgbClr val="4EA72E"/>
+      </a:accent6>
+      <a:hlink>
+        <a:srgbClr val="467886"/>
+      </a:hlink>
+      <a:folHlink>
+        <a:srgbClr val="96607D"/>
+      </a:folHlink>
+    </a:clrScheme>
+    <a:fontScheme name="Office">
+      <a:majorFont>
+        <a:latin typeface="Aptos Display" panose="02110004020202020204"/>
+        <a:ea typeface=""/>
+        <a:cs typeface=""/>
+        <a:font script="Jpan" typeface="游ゴシック Light"/>
+        <a:font script="Hang" typeface="맑은 고딕"/>
+        <a:font script="Hans" typeface="等线 Light"/>
+        <a:font script="Hant" typeface="新細明體"/>
+        <a:font script="Arab" typeface="Times New Roman"/>
+        <a:font script="Hebr" typeface="Times New Roman"/>
+        <a:font script="Thai" typeface="Angsana New"/>
+        <a:font script="Ethi" typeface="Nyala"/>
+        <a:font script="Beng" typeface="Vrinda"/>
+        <a:font script="Gujr" typeface="Shruti"/>
+        <a:font script="Khmr" typeface="MoolBoran"/>
+        <a:font script="Knda" typeface="Tunga"/>
+        <a:font script="Guru" typeface="Raavi"/>
+        <a:font script="Cans" typeface="Euphemia"/>
+        <a:font script="Cher" typeface="Plantagenet Cherokee"/>
+        <a:font script="Yiii" typeface="Microsoft Yi Baiti"/>
+        <a:font script="Tibt" typeface="Microsoft Himalaya"/>
+        <a:font script="Thaa" typeface="MV Boli"/>
+        <a:font script="Deva" typeface="Mangal"/>
+        <a:font script="Telu" typeface="Gautami"/>
+        <a:font script="Taml" typeface="Latha"/>
+        <a:font script="Syrc" typeface="Estrangelo Edessa"/>
+        <a:font script="Orya" typeface="Kalinga"/>
+        <a:font script="Mlym" typeface="Kartika"/>
+        <a:font script="Laoo" typeface="DokChampa"/>
+        <a:font script="Sinh" typeface="Iskoola Pota"/>
+        <a:font script="Mong" typeface="Mongolian Baiti"/>
+        <a:font script="Viet" typeface="Times New Roman"/>
+        <a:font script="Uigh" typeface="Microsoft Uighur"/>
+        <a:font script="Geor" typeface="Sylfaen"/>
+        <a:font script="Armn" typeface="Arial"/>
+        <a:font script="Bugi" typeface="Leelawadee UI"/>
+        <a:font script="Bopo" typeface="Microsoft JhengHei"/>
+        <a:font script="Java" typeface="Javanese Text"/>
+        <a:font script="Lisu" typeface="Segoe UI"/>
+        <a:font script="Mymr" typeface="Myanmar Text"/>
+        <a:font script="Nkoo" typeface="Ebrima"/>
+        <a:font script="Olck" typeface="Nirmala UI"/>
+        <a:font script="Osma" typeface="Ebrima"/>
+        <a:font script="Phag" typeface="Phagspa"/>
+        <a:font script="Syrn" typeface="Estrangelo Edessa"/>
+        <a:font script="Syrj" typeface="Estrangelo Edessa"/>
+        <a:font script="Syre" typeface="Estrangelo Edessa"/>
+        <a:font script="Sora" typeface="Nirmala UI"/>
+        <a:font script="Tale" typeface="Microsoft Tai Le"/>
+        <a:font script="Talu" typeface="Microsoft New Tai Lue"/>
+        <a:font script="Tfng" typeface="Ebrima"/>
+      </a:majorFont>
+      <a:minorFont>
+        <a:latin typeface="Aptos" panose="02110004020202020204"/>
+        <a:ea typeface=""/>
+        <a:cs typeface=""/>
+        <a:font script="Jpan" typeface="游明朝"/>
+        <a:font script="Hang" typeface="맑은 고딕"/>
+        <a:font script="Hans" typeface="等线"/>
+        <a:font script="Hant" typeface="新細明體"/>
+        <a:font script="Arab" typeface="Arial"/>
+        <a:font script="Hebr" typeface="Arial"/>
+        <a:font script="Thai" typeface="Cordia New"/>
+        <a:font script="Ethi" typeface="Nyala"/>
+        <a:font script="Beng" typeface="Vrinda"/>
+        <a:font script="Gujr" typeface="Shruti"/>
+        <a:font script="Khmr" typeface="DaunPenh"/>
+        <a:font script="Knda" typeface="Tunga"/>
+        <a:font script="Guru" typeface="Raavi"/>
+        <a:font script="Cans" typeface="Euphemia"/>
+        <a:font script="Cher" typeface="Plantagenet Cherokee"/>
+        <a:font script="Yiii" typeface="Microsoft Yi Baiti"/>
+        <a:font script="Tibt" typeface="Microsoft Himalaya"/>
+        <a:font script="Thaa" typeface="MV Boli"/>
+        <a:font script="Deva" typeface="Mangal"/>
+        <a:font script="Telu" typeface="Gautami"/>
+        <a:font script="Taml" typeface="Latha"/>
+        <a:font script="Syrc" typeface="Estrangelo Edessa"/>
+        <a:font script="Orya" typeface="Kalinga"/>
+        <a:font script="Mlym" typeface="Kartika"/>
+        <a:font script="Laoo" typeface="DokChampa"/>
+        <a:font script="Sinh" typeface="Iskoola Pota"/>
+        <a:font script="Mong" typeface="Mongolian Baiti"/>
+        <a:font script="Viet" typeface="Arial"/>
+        <a:font script="Uigh" typeface="Microsoft Uighur"/>
+        <a:font script="Geor" typeface="Sylfaen"/>
+        <a:font script="Armn" typeface="Arial"/>
+        <a:font script="Bugi" typeface="Leelawadee UI"/>
+        <a:font script="Bopo" typeface="Microsoft JhengHei"/>
+        <a:font script="Java" typeface="Javanese Text"/>
+        <a:font script="Lisu" typeface="Segoe UI"/>
+        <a:font script="Mymr" typeface="Myanmar Text"/>
+        <a:font script="Nkoo" typeface="Ebrima"/>
+        <a:font script="Olck" typeface="Nirmala UI"/>
+        <a:font script="Osma" typeface="Ebrima"/>
+        <a:font script="Phag" typeface="Phagspa"/>
+        <a:font script="Syrn" typeface="Estrangelo Edessa"/>
+        <a:font script="Syrj" typeface="Estrangelo Edessa"/>
+        <a:font script="Syre" typeface="Estrangelo Edessa"/>
+        <a:font script="Sora" typeface="Nirmala UI"/>
+        <a:font script="Tale" typeface="Microsoft Tai Le"/>
+        <a:font script="Talu" typeface="Microsoft New Tai Lue"/>
+        <a:font script="Tfng" typeface="Ebrima"/>
+      </a:minorFont>
+    </a:fontScheme>
+    <a:fmtScheme name="Office">
+      <a:fillStyleLst>
+        <a:solidFill>
+          <a:schemeClr val="phClr"/>
+        </a:solidFill>
+        <a:gradFill rotWithShape="1">
+          <a:gsLst>
+            <a:gs pos="0">
+              <a:schemeClr val="phClr">
+                <a:lumMod val="110000"/>
+                <a:satMod val="105000"/>
+                <a:tint val="67000"/>
+              </a:schemeClr>
+            </a:gs>
+            <a:gs pos="50000">
+              <a:schemeClr val="phClr">
+                <a:lumMod val="105000"/>
+                <a:satMod val="103000"/>
+                <a:tint val="73000"/>
+              </a:schemeClr>
+            </a:gs>
+            <a:gs pos="100000">
+              <a:schemeClr val="phClr">
+                <a:lumMod val="105000"/>
+                <a:satMod val="109000"/>
+                <a:tint val="81000"/>
+              </a:schemeClr>
+            </a:gs>
+          </a:gsLst>
+          <a:lin ang="5400000" scaled="0"/>
+        </a:gradFill>
+        <a:gradFill rotWithShape="1">
+          <a:gsLst>
+            <a:gs pos="0">
+              <a:schemeClr val="phClr">
+                <a:satMod val="103000"/>
+                <a:lumMod val="102000"/>
+                <a:tint val="94000"/>
+              </a:schemeClr>
+            </a:gs>
+            <a:gs pos="50000">
+              <a:schemeClr val="phClr">
+                <a:satMod val="110000"/>
+                <a:lumMod val="100000"/>
+                <a:shade val="100000"/>
+              </a:schemeClr>
+            </a:gs>
+            <a:gs pos="100000">
+              <a:schemeClr val="phClr">
+                <a:lumMod val="99000"/>
+                <a:satMod val="120000"/>
+                <a:shade val="78000"/>
+              </a:schemeClr>
+            </a:gs>
+          </a:gsLst>
+          <a:lin ang="5400000" scaled="0"/>
+        </a:gradFill>
+      </a:fillStyleLst>
+      <a:lnStyleLst>
+        <a:ln w="12700" cap="flat" cmpd="sng" algn="ctr">
+          <a:solidFill>
+            <a:schemeClr val="phClr"/>
+          </a:solidFill>
+          <a:prstDash val="solid"/>
+          <a:miter lim="800000"/>
+        </a:ln>
+        <a:ln w="19050" cap="flat" cmpd="sng" algn="ctr">
+          <a:solidFill>
+            <a:schemeClr val="phClr"/>
+          </a:solidFill>
+          <a:prstDash val="solid"/>
+          <a:miter lim="800000"/>
+        </a:ln>
+        <a:ln w="25400" cap="flat" cmpd="sng" algn="ctr">
+          <a:solidFill>
+            <a:schemeClr val="phClr"/>
+          </a:solidFill>
+          <a:prstDash val="solid"/>
+          <a:miter lim="800000"/>
+        </a:ln>
+      </a:lnStyleLst>
+      <a:effectStyleLst>
+        <a:effectStyle>
+          <a:effectLst/>
+        </a:effectStyle>
+        <a:effectStyle>
+          <a:effectLst/>
+        </a:effectStyle>
+        <a:effectStyle>
+          <a:effectLst>
+            <a:outerShdw blurRad="57150" dist="19050" dir="5400000" algn="ctr" rotWithShape="0">
+              <a:srgbClr val="000000">
+                <a:alpha val="63000"/>
+              </a:srgbClr>
+            </a:outerShdw>
+          </a:effectLst>
+        </a:effectStyle>
+      </a:effectStyleLst>
+      <a:bgFillStyleLst>
+        <a:solidFill>
+          <a:schemeClr val="phClr"/>
+        </a:solidFill>
+        <a:solidFill>
+          <a:schemeClr val="phClr">
+            <a:tint val="95000"/>
+            <a:satMod val="170000"/>
+          </a:schemeClr>
+        </a:solidFill>
+        <a:gradFill rotWithShape="1">
+          <a:gsLst>
+            <a:gs pos="0">
+              <a:schemeClr val="phClr">
+                <a:tint val="93000"/>
+                <a:satMod val="150000"/>
+                <a:shade val="98000"/>
+                <a:lumMod val="102000"/>
+              </a:schemeClr>
+            </a:gs>
+            <a:gs pos="50000">
+              <a:schemeClr val="phClr">
+                <a:tint val="98000"/>
+                <a:satMod val="130000"/>
+                <a:shade val="90000"/>
+                <a:lumMod val="103000"/>
+              </a:schemeClr>
+            </a:gs>
+            <a:gs pos="100000">
+              <a:schemeClr val="phClr">
+                <a:shade val="63000"/>
+                <a:satMod val="120000"/>
+              </a:schemeClr>
+            </a:gs>
+          </a:gsLst>
+          <a:lin ang="5400000" scaled="0"/>
+        </a:gradFill>
+      </a:bgFillStyleLst>
+    </a:fmtScheme>
+  </a:themeElements>
+  <a:objectDefaults>
+    <a:lnDef>
+      <a:spPr/>
+      <a:bodyPr/>
+      <a:lstStyle/>
+      <a:style>
+        <a:lnRef idx="2">
+          <a:schemeClr val="accent1"/>
+        </a:lnRef>
+        <a:fillRef idx="0">
+          <a:schemeClr val="accent1"/>
+        </a:fillRef>
+        <a:effectRef idx="1">
+          <a:schemeClr val="accent1"/>
+        </a:effectRef>
+        <a:fontRef idx="minor">
+          <a:schemeClr val="tx1"/>
+        </a:fontRef>
+      </a:style>
+    </a:lnDef>
+  </a:objectDefaults>
+  <a:extraClrSchemeLst/>
+  <a:extLst>
+    <a:ext uri="{05A4C25C-085E-4340-85A3-A5531E510DB2}">
+      <thm15:themeFamily xmlns:thm15="http://schemas.microsoft.com/office/thememl/2012/main" name="Office Theme" id="{2E142A2C-CD16-42D6-873A-C26D2A0506FA}" vid="{1BDDFF52-6CD6-40A5-AB3C-68EB2F1E4D0A}"/>
+    </a:ext>
+  </a:extLst>
+</a:theme>
 </file>